--- a/Assignment1_Group1_Report.docx
+++ b/Assignment1_Group1_Report.docx
@@ -5020,10 +5020,10 @@
         <w:tblLook w:val="04A0" w:firstRow="1" w:lastRow="0" w:firstColumn="1" w:lastColumn="0" w:noHBand="0" w:noVBand="1"/>
       </w:tblPr>
       <w:tblGrid>
-        <w:gridCol w:w="2819"/>
-        <w:gridCol w:w="795"/>
-        <w:gridCol w:w="1134"/>
-        <w:gridCol w:w="4836"/>
+        <w:gridCol w:w="3277"/>
+        <w:gridCol w:w="784"/>
+        <w:gridCol w:w="1104"/>
+        <w:gridCol w:w="4419"/>
       </w:tblGrid>
       <w:tr>
         <w:tc>
@@ -5129,7 +5129,58 @@
                 <w:rFonts w:ascii="Calibri" w:hAnsi="Calibri" w:cs="Calibri"/>
                 <w:lang w:val="en-GB"/>
               </w:rPr>
-              <w:t>Naive_server_T50/T20.txt</w:t>
+              <w:t>n</w:t>
+            </w:r>
+            <w:r>
+              <w:rPr>
+                <w:rFonts w:ascii="Calibri" w:hAnsi="Calibri" w:cs="Calibri"/>
+                <w:lang w:val="en-GB"/>
+              </w:rPr>
+              <w:t>aive_T50</w:t>
+            </w:r>
+            <w:r>
+              <w:rPr>
+                <w:rFonts w:ascii="Calibri" w:hAnsi="Calibri" w:cs="Calibri"/>
+                <w:lang w:val="en-GB"/>
+              </w:rPr>
+              <w:t xml:space="preserve">.txt </w:t>
+            </w:r>
+            <w:r>
+              <w:rPr>
+                <w:rFonts w:ascii="Calibri" w:hAnsi="Calibri" w:cs="Calibri"/>
+                <w:lang w:val="en-GB"/>
+              </w:rPr>
+              <w:t>/</w:t>
+            </w:r>
+            <w:r>
+              <w:rPr>
+                <w:rFonts w:ascii="Calibri" w:hAnsi="Calibri" w:cs="Calibri"/>
+                <w:lang w:val="en-GB"/>
+              </w:rPr>
+              <w:t xml:space="preserve"> </w:t>
+            </w:r>
+          </w:p>
+          <w:p>
+            <w:pPr>
+              <w:pStyle w:val="Brdtekst"/>
+              <w:rPr>
+                <w:rFonts w:ascii="Calibri" w:hAnsi="Calibri" w:cs="Calibri"/>
+                <w:lang w:val="en-GB"/>
+              </w:rPr>
+            </w:pPr>
+            <w:r>
+              <w:rPr>
+                <w:rFonts w:ascii="Calibri" w:hAnsi="Calibri" w:cs="Calibri"/>
+                <w:lang w:val="en-GB"/>
+              </w:rPr>
+              <w:t>naive_</w:t>
+            </w:r>
+            <w:r>
+              <w:rPr>
+                <w:rFonts w:ascii="Calibri" w:hAnsi="Calibri" w:cs="Calibri"/>
+                <w:lang w:val="en-GB"/>
+              </w:rPr>
+              <w:t>T20.txt</w:t>
             </w:r>
           </w:p>
         </w:tc>
@@ -5210,22 +5261,153 @@
                 <w:lang w:val="en-GB"/>
               </w:rPr>
             </w:pPr>
-            <w:proofErr w:type="spellStart"/>
             <w:r>
               <w:rPr>
                 <w:rFonts w:ascii="Calibri" w:hAnsi="Calibri" w:cs="Calibri"/>
                 <w:lang w:val="en-GB"/>
               </w:rPr>
               <w:lastRenderedPageBreak/>
-              <w:t>Server_cache_FIFO</w:t>
+              <w:t>s</w:t>
             </w:r>
-            <w:proofErr w:type="spellEnd"/>
             <w:r>
               <w:rPr>
                 <w:rFonts w:ascii="Calibri" w:hAnsi="Calibri" w:cs="Calibri"/>
                 <w:lang w:val="en-GB"/>
               </w:rPr>
-              <w:t xml:space="preserve"> / OLDEST_T50/T20.txt</w:t>
+              <w:t>erver_cache_FIFO</w:t>
+            </w:r>
+            <w:r>
+              <w:rPr>
+                <w:rFonts w:ascii="Calibri" w:hAnsi="Calibri" w:cs="Calibri"/>
+                <w:lang w:val="en-GB"/>
+              </w:rPr>
+              <w:t>_T50.txt</w:t>
+            </w:r>
+            <w:r>
+              <w:rPr>
+                <w:rFonts w:ascii="Calibri" w:hAnsi="Calibri" w:cs="Calibri"/>
+                <w:lang w:val="en-GB"/>
+              </w:rPr>
+              <w:t xml:space="preserve">/ </w:t>
+            </w:r>
+            <w:r>
+              <w:rPr>
+                <w:rFonts w:ascii="Calibri" w:hAnsi="Calibri" w:cs="Calibri"/>
+                <w:lang w:val="en-GB"/>
+              </w:rPr>
+              <w:t>s</w:t>
+            </w:r>
+            <w:r>
+              <w:rPr>
+                <w:rFonts w:ascii="Calibri" w:hAnsi="Calibri" w:cs="Calibri"/>
+                <w:lang w:val="en-GB"/>
+              </w:rPr>
+              <w:t>erver_cache_FIFO</w:t>
+            </w:r>
+            <w:r>
+              <w:rPr>
+                <w:rFonts w:ascii="Calibri" w:hAnsi="Calibri" w:cs="Calibri"/>
+                <w:lang w:val="en-GB"/>
+              </w:rPr>
+              <w:t>_T</w:t>
+            </w:r>
+            <w:r>
+              <w:rPr>
+                <w:rFonts w:ascii="Calibri" w:hAnsi="Calibri" w:cs="Calibri"/>
+                <w:lang w:val="en-GB"/>
+              </w:rPr>
+              <w:t>2</w:t>
+            </w:r>
+            <w:r>
+              <w:rPr>
+                <w:rFonts w:ascii="Calibri" w:hAnsi="Calibri" w:cs="Calibri"/>
+                <w:lang w:val="en-GB"/>
+              </w:rPr>
+              <w:t>0.txt</w:t>
+            </w:r>
+            <w:r>
+              <w:rPr>
+                <w:rFonts w:ascii="Calibri" w:hAnsi="Calibri" w:cs="Calibri"/>
+                <w:lang w:val="en-GB"/>
+              </w:rPr>
+              <w:t xml:space="preserve">/ </w:t>
+            </w:r>
+            <w:r>
+              <w:rPr>
+                <w:rFonts w:ascii="Calibri" w:hAnsi="Calibri" w:cs="Calibri"/>
+                <w:lang w:val="en-GB"/>
+              </w:rPr>
+              <w:t>s</w:t>
+            </w:r>
+            <w:r>
+              <w:rPr>
+                <w:rFonts w:ascii="Calibri" w:hAnsi="Calibri" w:cs="Calibri"/>
+                <w:lang w:val="en-GB"/>
+              </w:rPr>
+              <w:t>erver_cache_</w:t>
+            </w:r>
+            <w:r>
+              <w:rPr>
+                <w:rFonts w:ascii="Calibri" w:hAnsi="Calibri" w:cs="Calibri"/>
+                <w:lang w:val="en-GB"/>
+              </w:rPr>
+              <w:t>OLDEST_T50</w:t>
+            </w:r>
+            <w:r>
+              <w:rPr>
+                <w:rFonts w:ascii="Calibri" w:hAnsi="Calibri" w:cs="Calibri"/>
+                <w:lang w:val="en-GB"/>
+              </w:rPr>
+              <w:t>.txt</w:t>
+            </w:r>
+            <w:r>
+              <w:rPr>
+                <w:rFonts w:ascii="Calibri" w:hAnsi="Calibri" w:cs="Calibri"/>
+                <w:lang w:val="en-GB"/>
+              </w:rPr>
+              <w:t xml:space="preserve">/ </w:t>
+            </w:r>
+            <w:r>
+              <w:rPr>
+                <w:rFonts w:ascii="Calibri" w:hAnsi="Calibri" w:cs="Calibri"/>
+                <w:lang w:val="en-GB"/>
+              </w:rPr>
+              <w:t>s</w:t>
+            </w:r>
+            <w:r>
+              <w:rPr>
+                <w:rFonts w:ascii="Calibri" w:hAnsi="Calibri" w:cs="Calibri"/>
+                <w:lang w:val="en-GB"/>
+              </w:rPr>
+              <w:t>erver_cache_</w:t>
+            </w:r>
+            <w:r>
+              <w:rPr>
+                <w:rFonts w:ascii="Calibri" w:hAnsi="Calibri" w:cs="Calibri"/>
+                <w:lang w:val="en-GB"/>
+              </w:rPr>
+              <w:t>OLDEST_T</w:t>
+            </w:r>
+            <w:r>
+              <w:rPr>
+                <w:rFonts w:ascii="Calibri" w:hAnsi="Calibri" w:cs="Calibri"/>
+                <w:lang w:val="en-GB"/>
+              </w:rPr>
+              <w:t>2</w:t>
+            </w:r>
+            <w:r>
+              <w:rPr>
+                <w:rFonts w:ascii="Calibri" w:hAnsi="Calibri" w:cs="Calibri"/>
+                <w:lang w:val="en-GB"/>
+              </w:rPr>
+              <w:t>0</w:t>
+            </w:r>
+            <w:r>
+              <w:rPr>
+                <w:rFonts w:ascii="Calibri" w:hAnsi="Calibri" w:cs="Calibri"/>
+                <w:lang w:val="en-GB"/>
+              </w:rPr>
+              <w:t>.txt</w:t>
             </w:r>
           </w:p>
         </w:tc>
@@ -5306,21 +5488,119 @@
                 <w:lang w:val="en-GB"/>
               </w:rPr>
             </w:pPr>
-            <w:proofErr w:type="spellStart"/>
             <w:r>
               <w:rPr>
                 <w:rFonts w:ascii="Calibri" w:hAnsi="Calibri" w:cs="Calibri"/>
                 <w:lang w:val="en-GB"/>
               </w:rPr>
-              <w:t>Client_cache_FIFO</w:t>
+              <w:t>client</w:t>
             </w:r>
-            <w:proofErr w:type="spellEnd"/>
             <w:r>
               <w:rPr>
                 <w:rFonts w:ascii="Calibri" w:hAnsi="Calibri" w:cs="Calibri"/>
                 <w:lang w:val="en-GB"/>
               </w:rPr>
-              <w:t xml:space="preserve"> / OLDEST_T50/T20.txt</w:t>
+              <w:t>_cache_FIFO</w:t>
+            </w:r>
+            <w:r>
+              <w:rPr>
+                <w:rFonts w:ascii="Calibri" w:hAnsi="Calibri" w:cs="Calibri"/>
+                <w:lang w:val="en-GB"/>
+              </w:rPr>
+              <w:t>_T50.txt</w:t>
+            </w:r>
+            <w:r>
+              <w:rPr>
+                <w:rFonts w:ascii="Calibri" w:hAnsi="Calibri" w:cs="Calibri"/>
+                <w:lang w:val="en-GB"/>
+              </w:rPr>
+              <w:t xml:space="preserve">/ </w:t>
+            </w:r>
+            <w:r>
+              <w:rPr>
+                <w:rFonts w:ascii="Calibri" w:hAnsi="Calibri" w:cs="Calibri"/>
+                <w:lang w:val="en-GB"/>
+              </w:rPr>
+              <w:t>client</w:t>
+            </w:r>
+            <w:r>
+              <w:rPr>
+                <w:rFonts w:ascii="Calibri" w:hAnsi="Calibri" w:cs="Calibri"/>
+                <w:lang w:val="en-GB"/>
+              </w:rPr>
+              <w:t>_cache_FIFO</w:t>
+            </w:r>
+            <w:r>
+              <w:rPr>
+                <w:rFonts w:ascii="Calibri" w:hAnsi="Calibri" w:cs="Calibri"/>
+                <w:lang w:val="en-GB"/>
+              </w:rPr>
+              <w:t>_T20.txt</w:t>
+            </w:r>
+            <w:r>
+              <w:rPr>
+                <w:rFonts w:ascii="Calibri" w:hAnsi="Calibri" w:cs="Calibri"/>
+                <w:lang w:val="en-GB"/>
+              </w:rPr>
+              <w:t>/</w:t>
+            </w:r>
+          </w:p>
+          <w:p>
+            <w:pPr>
+              <w:pStyle w:val="Brdtekst"/>
+              <w:rPr>
+                <w:rFonts w:ascii="Calibri" w:hAnsi="Calibri" w:cs="Calibri"/>
+                <w:lang w:val="en-GB"/>
+              </w:rPr>
+            </w:pPr>
+            <w:r>
+              <w:rPr>
+                <w:rFonts w:ascii="Calibri" w:hAnsi="Calibri" w:cs="Calibri"/>
+                <w:lang w:val="en-GB"/>
+              </w:rPr>
+              <w:t>client</w:t>
+            </w:r>
+            <w:r>
+              <w:rPr>
+                <w:rFonts w:ascii="Calibri" w:hAnsi="Calibri" w:cs="Calibri"/>
+                <w:lang w:val="en-GB"/>
+              </w:rPr>
+              <w:t>_cache_OLDEST_T50</w:t>
+            </w:r>
+            <w:r>
+              <w:rPr>
+                <w:rFonts w:ascii="Calibri" w:hAnsi="Calibri" w:cs="Calibri"/>
+                <w:lang w:val="en-GB"/>
+              </w:rPr>
+              <w:t>.txt/ client</w:t>
+            </w:r>
+            <w:r>
+              <w:rPr>
+                <w:rFonts w:ascii="Calibri" w:hAnsi="Calibri" w:cs="Calibri"/>
+                <w:lang w:val="en-GB"/>
+              </w:rPr>
+              <w:t>_cache_OLDEST_T</w:t>
+            </w:r>
+            <w:r>
+              <w:rPr>
+                <w:rFonts w:ascii="Calibri" w:hAnsi="Calibri" w:cs="Calibri"/>
+                <w:lang w:val="en-GB"/>
+              </w:rPr>
+              <w:t>2</w:t>
+            </w:r>
+            <w:r>
+              <w:rPr>
+                <w:rFonts w:ascii="Calibri" w:hAnsi="Calibri" w:cs="Calibri"/>
+                <w:lang w:val="en-GB"/>
+              </w:rPr>
+              <w:t>0</w:t>
+            </w:r>
+            <w:r>
+              <w:rPr>
+                <w:rFonts w:ascii="Calibri" w:hAnsi="Calibri" w:cs="Calibri"/>
+                <w:lang w:val="en-GB"/>
+              </w:rPr>
+              <w:t>.txt</w:t>
             </w:r>
           </w:p>
         </w:tc>
@@ -8178,9 +8458,9 @@
     <w:rsidRoot w:val="007B0874"/>
     <w:rsid w:val="0024673D"/>
     <w:rsid w:val="00295677"/>
+    <w:rsid w:val="004D5CD5"/>
     <w:rsid w:val="007B0874"/>
     <w:rsid w:val="009E3AE8"/>
-    <w:rsid w:val="00AD58E5"/>
     <w:rsid w:val="00DA3137"/>
     <w:rsid w:val="00DF470B"/>
   </w:rsids>

--- a/Assignment1_Group1_Report.docx
+++ b/Assignment1_Group1_Report.docx
@@ -4991,6 +4991,28 @@
     </w:p>
     <w:p>
       <w:pPr>
+        <w:pStyle w:val="Brdtekst"/>
+        <w:rPr>
+          <w:lang w:val="en-GB"/>
+        </w:rPr>
+      </w:pPr>
+      <w:r>
+        <w:rPr>
+          <w:lang w:val="en-GB"/>
+        </w:rPr>
+        <w:t>Note: The assignment text names three specific output files (naïve_server.txt, server_cache.txt, client_cache.txt), but requires testing both T=50 and T=20 and, for caching, both FIF=/OLDEST eviction, which is 10 distinct runs in total. Three fixed filenames cannot hold 10 different runs without overwriting each other, so we deliberately produced one output file per combination instead, using descriptive names that make it clear which combination each one is (see table below). All 10 files are included under the folder “/output/”.</w:t>
+      </w:r>
+    </w:p>
+    <w:p>
+      <w:pPr>
+        <w:pStyle w:val="Brdtekst"/>
+        <w:rPr>
+          <w:lang w:val="en-GB"/>
+        </w:rPr>
+      </w:pPr>
+    </w:p>
+    <w:p>
+      <w:pPr>
         <w:pStyle w:val="FirstParagraph"/>
         <w:rPr>
           <w:rFonts w:ascii="Calibri" w:hAnsi="Calibri" w:cs="Calibri"/>
@@ -5002,6 +5024,7 @@
           <w:rFonts w:ascii="Calibri" w:hAnsi="Calibri" w:cs="Calibri"/>
           <w:lang w:val="en-GB"/>
         </w:rPr>
+        <w:lastRenderedPageBreak/>
         <w:t>This is the final result summary:</w:t>
       </w:r>
       <w:r>
@@ -5266,7 +5289,6 @@
                 <w:rFonts w:ascii="Calibri" w:hAnsi="Calibri" w:cs="Calibri"/>
                 <w:lang w:val="en-GB"/>
               </w:rPr>
-              <w:lastRenderedPageBreak/>
               <w:t>s</w:t>
             </w:r>
             <w:r>
@@ -5309,28 +5331,7 @@
                 <w:rFonts w:ascii="Calibri" w:hAnsi="Calibri" w:cs="Calibri"/>
                 <w:lang w:val="en-GB"/>
               </w:rPr>
-              <w:t>_T</w:t>
-            </w:r>
-            <w:r>
-              <w:rPr>
-                <w:rFonts w:ascii="Calibri" w:hAnsi="Calibri" w:cs="Calibri"/>
-                <w:lang w:val="en-GB"/>
-              </w:rPr>
-              <w:t>2</w:t>
-            </w:r>
-            <w:r>
-              <w:rPr>
-                <w:rFonts w:ascii="Calibri" w:hAnsi="Calibri" w:cs="Calibri"/>
-                <w:lang w:val="en-GB"/>
-              </w:rPr>
-              <w:t>0.txt</w:t>
-            </w:r>
-            <w:r>
-              <w:rPr>
-                <w:rFonts w:ascii="Calibri" w:hAnsi="Calibri" w:cs="Calibri"/>
-                <w:lang w:val="en-GB"/>
-              </w:rPr>
-              <w:t xml:space="preserve">/ </w:t>
+              <w:t xml:space="preserve">_T20.txt/ </w:t>
             </w:r>
             <w:r>
               <w:rPr>
@@ -5358,14 +5359,7 @@
                 <w:rFonts w:ascii="Calibri" w:hAnsi="Calibri" w:cs="Calibri"/>
                 <w:lang w:val="en-GB"/>
               </w:rPr>
-              <w:t>.txt</w:t>
-            </w:r>
-            <w:r>
-              <w:rPr>
-                <w:rFonts w:ascii="Calibri" w:hAnsi="Calibri" w:cs="Calibri"/>
-                <w:lang w:val="en-GB"/>
-              </w:rPr>
-              <w:t xml:space="preserve">/ </w:t>
+              <w:t xml:space="preserve">.txt/ </w:t>
             </w:r>
             <w:r>
               <w:rPr>
@@ -5535,14 +5529,7 @@
                 <w:rFonts w:ascii="Calibri" w:hAnsi="Calibri" w:cs="Calibri"/>
                 <w:lang w:val="en-GB"/>
               </w:rPr>
-              <w:t>_T20.txt</w:t>
-            </w:r>
-            <w:r>
-              <w:rPr>
-                <w:rFonts w:ascii="Calibri" w:hAnsi="Calibri" w:cs="Calibri"/>
-                <w:lang w:val="en-GB"/>
-              </w:rPr>
-              <w:t>/</w:t>
+              <w:t>_T20.txt/</w:t>
             </w:r>
           </w:p>
           <w:p>
@@ -8461,6 +8448,7 @@
     <w:rsid w:val="004D5CD5"/>
     <w:rsid w:val="007B0874"/>
     <w:rsid w:val="009E3AE8"/>
+    <w:rsid w:val="00D20461"/>
     <w:rsid w:val="00DA3137"/>
     <w:rsid w:val="00DF470B"/>
   </w:rsids>

--- a/Assignment1_Group1_Report.docx
+++ b/Assignment1_Group1_Report.docx
@@ -2688,7 +2688,9 @@
       <w:pPr>
         <w:pStyle w:val="SourceCode"/>
         <w:rPr>
-          <w:rFonts w:ascii="Calibri" w:hAnsi="Calibri" w:cs="Calibri"/>
+          <w:rStyle w:val="VerbatimChar"/>
+          <w:rFonts w:ascii="Calibri" w:hAnsi="Calibri" w:cs="Calibri"/>
+          <w:sz w:val="24"/>
           <w:lang w:val="en-GB"/>
         </w:rPr>
       </w:pPr>
@@ -2712,6 +2714,26 @@
         </w:rPr>
         <w:t xml:space="preserve"> clean package</w:t>
       </w:r>
+    </w:p>
+    <w:p>
+      <w:pPr>
+        <w:pStyle w:val="SourceCode"/>
+        <w:rPr>
+          <w:rStyle w:val="VerbatimChar"/>
+          <w:rFonts w:ascii="Calibri" w:hAnsi="Calibri" w:cs="Calibri"/>
+          <w:sz w:val="24"/>
+          <w:lang w:val="en-GB"/>
+        </w:rPr>
+      </w:pPr>
+    </w:p>
+    <w:p>
+      <w:pPr>
+        <w:pStyle w:val="SourceCode"/>
+        <w:rPr>
+          <w:rFonts w:ascii="Calibri" w:hAnsi="Calibri" w:cs="Calibri"/>
+          <w:lang w:val="en-GB"/>
+        </w:rPr>
+      </w:pPr>
       <w:r>
         <w:rPr>
           <w:rFonts w:ascii="Calibri" w:hAnsi="Calibri" w:cs="Calibri"/>
@@ -2739,6 +2761,7 @@
           <w:szCs w:val="28"/>
           <w:lang w:val="en-GB"/>
         </w:rPr>
+        <w:lastRenderedPageBreak/>
         <w:t>4.3 Run locally (Java, no Docker)</w:t>
       </w:r>
     </w:p>
@@ -2823,7 +2846,6 @@
           <w:sz w:val="24"/>
           <w:lang w:val="en-GB"/>
         </w:rPr>
-        <w:lastRenderedPageBreak/>
         <w:t># 1) Proxy</w:t>
       </w:r>
       <w:r>
@@ -3565,12 +3587,13 @@
     </w:p>
     <w:p>
       <w:pPr>
-        <w:pStyle w:val="SourceCode"/>
-        <w:rPr>
-          <w:rFonts w:ascii="Calibri" w:hAnsi="Calibri" w:cs="Calibri"/>
-          <w:lang w:val="en-GB"/>
-        </w:rPr>
-      </w:pPr>
+        <w:pStyle w:val="Brdtekst"/>
+        <w:rPr>
+          <w:lang w:val="en-GB"/>
+        </w:rPr>
+      </w:pPr>
+      <w:bookmarkStart w:id="13" w:name="generate-the-required-graphs"/>
+      <w:bookmarkEnd w:id="12"/>
     </w:p>
     <w:p>
       <w:pPr>
@@ -3582,56 +3605,14 @@
           <w:lang w:val="en-GB"/>
         </w:rPr>
       </w:pPr>
-      <w:bookmarkStart w:id="13" w:name="generate-the-required-graphs"/>
-      <w:bookmarkEnd w:id="12"/>
-    </w:p>
-    <w:p>
-      <w:pPr>
-        <w:pStyle w:val="Overskrift2"/>
+      <w:r>
         <w:rPr>
           <w:rFonts w:ascii="Calibri" w:hAnsi="Calibri" w:cs="Calibri"/>
           <w:sz w:val="28"/>
           <w:szCs w:val="28"/>
           <w:lang w:val="en-GB"/>
         </w:rPr>
-      </w:pPr>
-    </w:p>
-    <w:p>
-      <w:pPr>
-        <w:pStyle w:val="Overskrift2"/>
-        <w:rPr>
-          <w:rFonts w:ascii="Calibri" w:hAnsi="Calibri" w:cs="Calibri"/>
-          <w:sz w:val="28"/>
-          <w:szCs w:val="28"/>
-          <w:lang w:val="en-GB"/>
-        </w:rPr>
-      </w:pPr>
-    </w:p>
-    <w:p>
-      <w:pPr>
-        <w:pStyle w:val="Brdtekst"/>
-        <w:rPr>
-          <w:lang w:val="en-GB"/>
-        </w:rPr>
-      </w:pPr>
-    </w:p>
-    <w:p>
-      <w:pPr>
-        <w:pStyle w:val="Overskrift2"/>
-        <w:rPr>
-          <w:rFonts w:ascii="Calibri" w:hAnsi="Calibri" w:cs="Calibri"/>
-          <w:sz w:val="28"/>
-          <w:szCs w:val="28"/>
-          <w:lang w:val="en-GB"/>
-        </w:rPr>
-      </w:pPr>
-      <w:r>
-        <w:rPr>
-          <w:rFonts w:ascii="Calibri" w:hAnsi="Calibri" w:cs="Calibri"/>
-          <w:sz w:val="28"/>
-          <w:szCs w:val="28"/>
-          <w:lang w:val="en-GB"/>
-        </w:rPr>
+        <w:lastRenderedPageBreak/>
         <w:t>4.5 Generate the required graphs</w:t>
       </w:r>
     </w:p>
@@ -4003,6 +3984,142 @@
     </w:p>
     <w:p>
       <w:pPr>
+        <w:pStyle w:val="SourceCode"/>
+        <w:rPr>
+          <w:rFonts w:ascii="Calibri" w:hAnsi="Calibri" w:cs="Calibri"/>
+          <w:lang w:val="en-GB"/>
+        </w:rPr>
+      </w:pPr>
+      <w:r>
+        <w:rPr>
+          <w:rFonts w:ascii="Calibri" w:hAnsi="Calibri" w:cs="Calibri"/>
+          <w:lang w:val="en-GB"/>
+        </w:rPr>
+        <w:t>To use the pre-built image instead of building it yourself, run</w:t>
+      </w:r>
+      <w:r>
+        <w:rPr>
+          <w:rFonts w:ascii="Calibri" w:hAnsi="Calibri" w:cs="Calibri"/>
+          <w:lang w:val="en-GB"/>
+        </w:rPr>
+        <w:t>:</w:t>
+      </w:r>
+    </w:p>
+    <w:p>
+      <w:pPr>
+        <w:pStyle w:val="SourceCode"/>
+        <w:rPr>
+          <w:rFonts w:ascii="Calibri" w:hAnsi="Calibri" w:cs="Calibri"/>
+          <w:lang w:val="en-GB"/>
+        </w:rPr>
+      </w:pPr>
+      <w:r>
+        <w:rPr>
+          <w:rFonts w:ascii="Calibri" w:hAnsi="Calibri" w:cs="Calibri"/>
+          <w:lang w:val="en-GB"/>
+        </w:rPr>
+        <w:t>docker load -</w:t>
+      </w:r>
+      <w:proofErr w:type="spellStart"/>
+      <w:r>
+        <w:rPr>
+          <w:rFonts w:ascii="Calibri" w:hAnsi="Calibri" w:cs="Calibri"/>
+          <w:lang w:val="en-GB"/>
+        </w:rPr>
+        <w:t>i</w:t>
+      </w:r>
+      <w:proofErr w:type="spellEnd"/>
+      <w:r>
+        <w:rPr>
+          <w:rFonts w:ascii="Calibri" w:hAnsi="Calibri" w:cs="Calibri"/>
+          <w:lang w:val="en-GB"/>
+        </w:rPr>
+        <w:t xml:space="preserve"> in5020-a1-g1-image.tar.gz before docker compose up -d.</w:t>
+      </w:r>
+    </w:p>
+    <w:p>
+      <w:pPr>
+        <w:pStyle w:val="SourceCode"/>
+        <w:rPr>
+          <w:rFonts w:ascii="Calibri" w:hAnsi="Calibri" w:cs="Calibri"/>
+          <w:lang w:val="en-GB"/>
+        </w:rPr>
+      </w:pPr>
+    </w:p>
+    <w:p>
+      <w:pPr>
+        <w:pStyle w:val="SourceCode"/>
+        <w:rPr>
+          <w:rFonts w:ascii="Calibri" w:hAnsi="Calibri" w:cs="Calibri"/>
+          <w:lang w:val="en-GB"/>
+        </w:rPr>
+      </w:pPr>
+    </w:p>
+    <w:p>
+      <w:pPr>
+        <w:pStyle w:val="SourceCode"/>
+        <w:rPr>
+          <w:rFonts w:ascii="Calibri" w:hAnsi="Calibri" w:cs="Calibri"/>
+          <w:lang w:val="en-GB"/>
+        </w:rPr>
+      </w:pPr>
+    </w:p>
+    <w:p>
+      <w:pPr>
+        <w:pStyle w:val="SourceCode"/>
+        <w:rPr>
+          <w:rFonts w:ascii="Calibri" w:hAnsi="Calibri" w:cs="Calibri"/>
+          <w:lang w:val="en-GB"/>
+        </w:rPr>
+      </w:pPr>
+    </w:p>
+    <w:p>
+      <w:pPr>
+        <w:pStyle w:val="SourceCode"/>
+        <w:rPr>
+          <w:rFonts w:ascii="Calibri" w:hAnsi="Calibri" w:cs="Calibri"/>
+          <w:lang w:val="en-GB"/>
+        </w:rPr>
+      </w:pPr>
+    </w:p>
+    <w:p>
+      <w:pPr>
+        <w:pStyle w:val="SourceCode"/>
+        <w:rPr>
+          <w:rFonts w:ascii="Calibri" w:hAnsi="Calibri" w:cs="Calibri"/>
+          <w:lang w:val="en-GB"/>
+        </w:rPr>
+      </w:pPr>
+    </w:p>
+    <w:p>
+      <w:pPr>
+        <w:pStyle w:val="SourceCode"/>
+        <w:rPr>
+          <w:rFonts w:ascii="Calibri" w:hAnsi="Calibri" w:cs="Calibri"/>
+          <w:lang w:val="en-GB"/>
+        </w:rPr>
+      </w:pPr>
+    </w:p>
+    <w:p>
+      <w:pPr>
+        <w:pStyle w:val="SourceCode"/>
+        <w:rPr>
+          <w:rFonts w:ascii="Calibri" w:hAnsi="Calibri" w:cs="Calibri"/>
+          <w:lang w:val="en-GB"/>
+        </w:rPr>
+      </w:pPr>
+    </w:p>
+    <w:p>
+      <w:pPr>
+        <w:pStyle w:val="SourceCode"/>
+        <w:rPr>
+          <w:rFonts w:ascii="Calibri" w:hAnsi="Calibri" w:cs="Calibri"/>
+          <w:lang w:val="en-GB"/>
+        </w:rPr>
+      </w:pPr>
+    </w:p>
+    <w:p>
+      <w:pPr>
         <w:pStyle w:val="Overskrift1"/>
         <w:rPr>
           <w:rFonts w:ascii="Calibri" w:hAnsi="Calibri" w:cs="Calibri"/>
@@ -4021,6 +4138,7 @@
           <w:szCs w:val="36"/>
           <w:lang w:val="en-GB"/>
         </w:rPr>
+        <w:lastRenderedPageBreak/>
         <w:t>5. Screenshots</w:t>
       </w:r>
     </w:p>
@@ -4054,7 +4172,6 @@
           <w:rFonts w:ascii="Calibri" w:hAnsi="Calibri" w:cs="Calibri"/>
           <w:lang w:val="en-GB"/>
         </w:rPr>
-        <w:lastRenderedPageBreak/>
         <w:t>5.1 Proxy server running, servers registering</w:t>
       </w:r>
     </w:p>
@@ -5000,7 +5117,19 @@
         <w:rPr>
           <w:lang w:val="en-GB"/>
         </w:rPr>
-        <w:t>Note: The assignment text names three specific output files (naïve_server.txt, server_cache.txt, client_cache.txt), but requires testing both T=50 and T=20 and, for caching, both FIF=/OLDEST eviction, which is 10 distinct runs in total. Three fixed filenames cannot hold 10 different runs without overwriting each other, so we deliberately produced one output file per combination instead, using descriptive names that make it clear which combination each one is (see table below). All 10 files are included under the folder “/output/”.</w:t>
+        <w:t>Note: The assignment text names three specific output files (naïve_server.txt, server_cache.txt, client_cache.txt), but requires testing both T=50 and T=20 and, for caching, both FIF</w:t>
+      </w:r>
+      <w:r>
+        <w:rPr>
+          <w:lang w:val="en-GB"/>
+        </w:rPr>
+        <w:t>O</w:t>
+      </w:r>
+      <w:r>
+        <w:rPr>
+          <w:lang w:val="en-GB"/>
+        </w:rPr>
+        <w:t>/OLDEST eviction, which is 10 distinct runs in total. Three fixed filenames cannot hold 10 different runs without overwriting each other, so we deliberately produced one output file per combination instead, using descriptive names that make it clear which combination each one is (see table below). All 10 files are included under the folder “/output/”.</w:t>
       </w:r>
     </w:p>
     <w:p>
@@ -8448,7 +8577,7 @@
     <w:rsid w:val="004D5CD5"/>
     <w:rsid w:val="007B0874"/>
     <w:rsid w:val="009E3AE8"/>
-    <w:rsid w:val="00D20461"/>
+    <w:rsid w:val="00A76005"/>
     <w:rsid w:val="00DA3137"/>
     <w:rsid w:val="00DF470B"/>
   </w:rsids>
